--- a/Đề thi Sâu Răng Học RHM/RHM K40.docx
+++ b/Đề thi Sâu Răng Học RHM/RHM K40.docx
@@ -269,7 +269,7 @@
         <w:rPr>
           <w:b/>
         </w:rPr>
-        <w:t>Đáp án: C (AI làm đáp án, khác phương án khoanh trong đề — nên kiểm tra)</w:t>
+        <w:t>Đáp án: C (AI làm đáp án — đề gốc khoanh B. Xoang IV)</w:t>
       </w:r>
     </w:p>
     <w:p>
@@ -280,7 +280,7 @@
         <w:t xml:space="preserve">Ghi chú: </w:t>
       </w:r>
       <w:r>
-        <w:t>Đề khoanh B (xoang IV). Theo phân loại Black – Simon, sâu ở cạnh cắn răng trước / đỉnh múi răng sau là xoang VI; xoang IV là sâu mặt bên răng trước có tổn thương góc cắn (xem câu 14).</w:t>
+        <w:t>Giáo trình Sâu Răng Học (Bài 5, mục 1.2): phân loại G.V. Black cải tiến bổ sung loại VI — sâu ở cạnh cắn các răng trước, đỉnh múi các răng sau; loại IV là sâu mặt bên răng cửa, răng nanh có ảnh hưởng góc cắn.</w:t>
       </w:r>
     </w:p>
     <w:p>
@@ -517,7 +517,7 @@
         <w:rPr>
           <w:b/>
         </w:rPr>
-        <w:t>Đáp án: C (AI làm đáp án, khác phương án khoanh trong đề — nên kiểm tra)</w:t>
+        <w:t>Đáp án: C (AI làm đáp án — đề gốc khoanh A. Xoang VI)</w:t>
       </w:r>
     </w:p>
     <w:p>
@@ -528,7 +528,7 @@
         <w:t xml:space="preserve">Ghi chú: </w:t>
       </w:r>
       <w:r>
-        <w:t>Đề khoanh A (xoang VI). Sâu ở 1/3 cổ răng mặt ngoài/mặt trong là xoang V theo phân loại Black.</w:t>
+        <w:t>Giáo trình Sâu Răng Học (Bài 5, mục 1.2): loại V là sâu ở 1/3 phía nướu của mặt ngoài hoặc mặt trong của tất cả các răng; loại VI là cạnh cắn răng trước, đỉnh múi răng sau.</w:t>
       </w:r>
     </w:p>
     <w:p>
@@ -1081,7 +1081,7 @@
         <w:rPr>
           <w:b/>
         </w:rPr>
-        <w:t>Đáp án: D</w:t>
+        <w:t>Đáp án: C (AI làm đáp án — đề gốc khoanh D. Làm máng nhai cho bệnh nhân trào ngược dạ dày)</w:t>
       </w:r>
     </w:p>
     <w:p>
@@ -1092,7 +1092,7 @@
         <w:t xml:space="preserve">Ghi chú: </w:t>
       </w:r>
       <w:r>
-        <w:t>Đề khoanh D. Phương án C (chải răng sau ăn đồ acid khoảng 30 phút) cũng là khuyến cáo đúng — đề RHM K48 câu 67 chọn ý này.</w:t>
+        <w:t>Giáo trình Sâu Răng Học (Bài 10, mục 5.2.1): máng nhai ban đêm dùng cho cơ mòn do nghiến răng, không phải cho trào ngược; xói mòn do acid cần loại bỏ nguyên nhân. Chải răng sau khi ăn uống đồ acid khoảng 30 phút là khuyến cáo đúng (đáp án chính thức đề RHM K48 câu 67: chải răng sau ăn 30–40 phút).</w:t>
       </w:r>
     </w:p>
     <w:p>
@@ -1250,7 +1250,7 @@
         <w:rPr>
           <w:b/>
         </w:rPr>
-        <w:t>Đáp án: D (AI làm đáp án, khác phương án khoanh trong đề — nên kiểm tra)</w:t>
+        <w:t>Đáp án: D (AI làm đáp án — đề gốc khoanh C. Xảy ra ngẫu nhiên, không đối xứng)</w:t>
       </w:r>
     </w:p>
     <w:p>
@@ -1261,7 +1261,7 @@
         <w:t xml:space="preserve">Ghi chú: </w:t>
       </w:r>
       <w:r>
-        <w:t>Đề khoanh C. Về dịch tễ, sâu răng có tính đối xứng hai bên cung hàm và hay gặp ở các mặt răng kề nhau, nên D hợp lý hơn.</w:t>
+        <w:t>Giáo trình Sâu Răng Học (Bài 5, mục 1.2): sâu răng thường xảy ra ở các mặt răng kề nhau và đối xứng hai bên; răng sau bị nhiều hơn răng trước, răng cối hàm dưới dễ bị hơn hàm trên.</w:t>
       </w:r>
     </w:p>
     <w:p>
@@ -1498,7 +1498,7 @@
         <w:rPr>
           <w:b/>
         </w:rPr>
-        <w:t>Đáp án: C</w:t>
+        <w:t>Đáp án: B (AI làm đáp án — đề gốc khoanh C. Sâu cổ răng)</w:t>
       </w:r>
     </w:p>
     <w:p>
@@ -1509,7 +1509,7 @@
         <w:t xml:space="preserve">Ghi chú: </w:t>
       </w:r>
       <w:r>
-        <w:t>Đề khoanh C. Lưu ý: bệnh nha chu gây tụt nướu, lộ chân răng nên sâu chân răng (B) cũng hay được coi là hậu quả.</w:t>
+        <w:t>Giáo trình Sâu Răng Học (Bài 5, mục 1.1 và câu lượng giá 8): sâu chân răng thường là hậu quả của bệnh nha chu khi chân răng tiếp xúc với môi trường miệng. Đề RHM K43 (câu 43), K45, K46 (câu 13) chọn sâu chân răng.</w:t>
       </w:r>
     </w:p>
     <w:p>
@@ -2062,7 +2062,18 @@
         <w:rPr>
           <w:b/>
         </w:rPr>
-        <w:t>Đáp án: C</w:t>
+        <w:t>Đáp án: B (AI làm đáp án — đề gốc khoanh C. Vùng 1)</w:t>
+      </w:r>
+    </w:p>
+    <w:p>
+      <w:r>
+        <w:rPr>
+          <w:b/>
+        </w:rPr>
+        <w:t xml:space="preserve">Ghi chú: </w:t>
+      </w:r>
+      <w:r>
+        <w:t>Giáo trình Sâu Răng Học (Bài 5, Hình 5.12) chia sâu ngà 5 vùng, đánh số từ phía tủy ra: (1) thoái hóa sợi Tomes, (2) ngà xơ hóa, (3) ngà bị ảnh hưởng (khử khoáng một phần), (4) ngà thâm nhiễm vi khuẩn, (5) ngà bị phá hủy → ngà bị phá hủy là vùng 5. Đáp án khoanh (vùng 1) khớp với cách chia 4 vùng cũ, đánh số từ ngoài vào.</w:t>
       </w:r>
     </w:p>
     <w:p>
@@ -2457,7 +2468,18 @@
         <w:rPr>
           <w:b/>
         </w:rPr>
-        <w:t>Đáp án: C</w:t>
+        <w:t>Đáp án: A (AI làm đáp án — đề gốc khoanh C. 4 vùng)</w:t>
+      </w:r>
+    </w:p>
+    <w:p>
+      <w:r>
+        <w:rPr>
+          <w:b/>
+        </w:rPr>
+        <w:t xml:space="preserve">Ghi chú: </w:t>
+      </w:r>
+      <w:r>
+        <w:t>Giáo trình Sâu Răng Học (Bài 5, Hình 5.12): sâu ngà có 5 vùng mô học — (1) thoái hóa sợi Tomes, (2) ngà xơ hóa, (3) ngà bị ảnh hưởng, (4) ngà thâm nhiễm, (5) ngà bị phá hủy. Đáp án khoanh (4 vùng) theo cách chia cũ.</w:t>
       </w:r>
     </w:p>
     <w:p>
@@ -2547,7 +2569,7 @@
         <w:t xml:space="preserve">Ghi chú: </w:t>
       </w:r>
       <w:r>
-        <w:t>Đề RHM K45 (câu 17) có phương án "Lau khô bề mặt răng" và chọn ý đó; theo ICDAS cần làm sạch rồi thổi khô.</w:t>
+        <w:t>Giáo trình Sâu Răng Học (Bài 5, ICDAS): làm sạch, thổi khô rồi mới thăm khám — cả làm sạch lẫn thổi khô đều cần. Đề RHM K45, K46 (câu 17) bỏ ý "làm sạch" và chọn "Lau khô bề mặt răng".</w:t>
       </w:r>
     </w:p>
     <w:p>
@@ -2874,7 +2896,7 @@
         <w:t xml:space="preserve">Ghi chú: </w:t>
       </w:r>
       <w:r>
-        <w:t>Đề RHM K45 (câu 21) chọn "Tan trong nước khi chưa đông cứng hoàn toàn" (D).</w:t>
+        <w:t>Giáo trình Sâu Răng Học (Bài 7, mục 1.3): sau khi gỡ khuôn, bôi vaseline ngay để ngăn GIC mất nước hoặc ngấm nước. GIC cũng tan trong nước khi chưa đông cứng hoàn toàn — đề RHM K45, K46 (câu 21) đổi phương án C và chọn ý này.</w:t>
       </w:r>
     </w:p>
     <w:p>
@@ -3190,7 +3212,7 @@
         <w:rPr>
           <w:b/>
         </w:rPr>
-        <w:t>Đáp án: D</w:t>
+        <w:t>Đáp án: A (AI làm đáp án — đề gốc khoanh D. Tính thấm men ngà)</w:t>
       </w:r>
     </w:p>
     <w:p>
@@ -3201,7 +3223,7 @@
         <w:t xml:space="preserve">Ghi chú: </w:t>
       </w:r>
       <w:r>
-        <w:t>Đề RHM K43 (câu 54) và K45 (câu 24) chọn ý "vệ sinh / chải răng" (A).</w:t>
+        <w:t>Đề RHM K43 (câu 54, cùng phương án) đã gạch D và khoanh lại A; đề RHM K45, K46 (câu 24) cũng chọn ý "chải răng/vệ sinh". Màu răng phụ thuộc mức khoáng hóa, di truyền, độ thấm và độ trong của men ngà, không phụ thuộc việc vệ sinh định kỳ.</w:t>
       </w:r>
     </w:p>
     <w:p>
@@ -3291,7 +3313,7 @@
         <w:t xml:space="preserve">Ghi chú: </w:t>
       </w:r>
       <w:r>
-        <w:t>Đề RHM K45 (câu 25) chọn "Kích thước nhìn thấy được luôn nhỏ hơn kích thước thật sự" (B).</w:t>
+        <w:t>Giáo trình Sâu Răng Học (Bài 5, mục 1.1): tổn thương sâu hố rãnh trong lớp men có dạng chữ V ngược (giống chữ A); "kích thước nhìn thấy được của tổn thương luôn nhỏ hơn kích thước thật" (B) cũng là câu nguyên văn giáo trình. Đề RHM K45, K46 (câu 25) đổi C thành "chữ U" và chọn B.</w:t>
       </w:r>
     </w:p>
     <w:p>
@@ -3449,7 +3471,7 @@
         <w:rPr>
           <w:b/>
         </w:rPr>
-        <w:t>Đáp án: A (AI làm đáp án, khác phương án khoanh trong đề — nên kiểm tra)</w:t>
+        <w:t>Đáp án: A (AI làm đáp án — đề gốc khoanh C. 6)</w:t>
       </w:r>
     </w:p>
     <w:p>
@@ -3460,7 +3482,7 @@
         <w:t xml:space="preserve">Ghi chú: </w:t>
       </w:r>
       <w:r>
-        <w:t>Đề khoanh C (6). ICDAS II có 7 mã điểm từ 0 đến 6, nên đáp án là 7 (đề RHM K43 câu 57 cũng chọn 7).</w:t>
+        <w:t>Giáo trình Sâu Răng Học (Bài 5, Bảng 5.3): ICDAS có các thang điểm 0 đến 6, tức 7 mức. Đề RHM K43 (câu 57) chọn 7.</w:t>
       </w:r>
     </w:p>
     <w:p>
@@ -3776,7 +3798,7 @@
         <w:rPr>
           <w:b/>
         </w:rPr>
-        <w:t>Đáp án: B</w:t>
+        <w:t>Đáp án: D (AI làm đáp án — đề gốc khoanh B. Răng người già)</w:t>
       </w:r>
     </w:p>
     <w:p>
@@ -3787,7 +3809,7 @@
         <w:t xml:space="preserve">Ghi chú: </w:t>
       </w:r>
       <w:r>
-        <w:t>Đề RHM K43 (câu 60) và K45 (câu 30) chọn D (B và C đúng).</w:t>
+        <w:t>Giáo trình Sâu Răng Học (Bài 6, mục 1.2–1.3): buồng tủy hẹp dần theo tuổi do ngà thứ cấp sinh lý, và ngà phản ứng (ngà thứ cấp bệnh lý) thành lập ở vùng bị kích thích như sâu răng, chấn thương → cả B và C. Đề RHM K43 (câu 60), K45, K46 (câu 30) chọn D.</w:t>
       </w:r>
     </w:p>
     <w:p>
@@ -4577,7 +4599,18 @@
         <w:rPr>
           <w:b/>
         </w:rPr>
-        <w:t>Đáp án: A</w:t>
+        <w:t>Đáp án: B (AI làm đáp án — đề gốc khoanh A. Vùng 4)</w:t>
+      </w:r>
+    </w:p>
+    <w:p>
+      <w:r>
+        <w:rPr>
+          <w:b/>
+        </w:rPr>
+        <w:t xml:space="preserve">Ghi chú: </w:t>
+      </w:r>
+      <w:r>
+        <w:t>Giáo trình Sâu Răng Học (Bài 5, Hình 5.12) chia sâu ngà 5 vùng, đánh số từ phía tủy ra: (1) thoái hóa sợi Tomes, (2) ngà xơ hóa, (3) ngà bị ảnh hưởng, (4) ngà thâm nhiễm, (5) ngà bị phá hủy → ngà xơ hóa là vùng 2. Đáp án khoanh (vùng 4) theo cách chia 4 vùng cũ, đánh số từ ngoài vào.</w:t>
       </w:r>
     </w:p>
     <w:p>
@@ -4735,7 +4768,18 @@
         <w:rPr>
           <w:b/>
         </w:rPr>
-        <w:t>Đáp án: D</w:t>
+        <w:t>Đáp án: B (AI làm đáp án — đề gốc khoanh D. Giữa D1 và D0)</w:t>
+      </w:r>
+    </w:p>
+    <w:p>
+      <w:r>
+        <w:rPr>
+          <w:b/>
+        </w:rPr>
+        <w:t xml:space="preserve">Ghi chú: </w:t>
+      </w:r>
+      <w:r>
+        <w:t>Giáo trình Sâu Răng Học (Bài 5, Hình 5.13 – mô hình tảng băng của Pitts): đường mặt nước, tức ngưỡng giữa bệnh tật và sức khỏe, nằm giữa D2 và D3; D3, D4 trên mặt nước cần tạo xoang trám, D1, D2 dưới mặt nước điều trị dự phòng tích cực.</w:t>
       </w:r>
     </w:p>
     <w:p>
@@ -5694,7 +5738,7 @@
         <w:rPr>
           <w:b/>
         </w:rPr>
-        <w:t>Đáp án: A (AI làm đáp án, khác phương án khoanh trong đề — nên kiểm tra)</w:t>
+        <w:t>Đáp án: A (AI làm đáp án — đề gốc khoanh B. Xoang IV)</w:t>
       </w:r>
     </w:p>
     <w:p>
@@ -5705,7 +5749,7 @@
         <w:t xml:space="preserve">Ghi chú: </w:t>
       </w:r>
       <w:r>
-        <w:t>Đề khoanh B (xoang IV). Theo phân loại Black – Simon, sâu ở cạnh cắn răng trước là xoang VI (giống câu 3).</w:t>
+        <w:t>Giáo trình Sâu Răng Học (Bài 5, mục 1.2): sâu ở cạnh cắn răng trước là xoang VI theo phân loại Black cải tiến (giống câu 3).</w:t>
       </w:r>
     </w:p>
     <w:sectPr>

--- a/Đề thi Sâu Răng Học RHM/RHM K40.docx
+++ b/Đề thi Sâu Răng Học RHM/RHM K40.docx
@@ -3302,7 +3302,7 @@
         <w:rPr>
           <w:b/>
         </w:rPr>
-        <w:t>Đáp án: C</w:t>
+        <w:t>Đáp án: B (AI làm đáp án — đề gốc khoanh C. Tổn thương có dạng chữ A)</w:t>
       </w:r>
     </w:p>
     <w:p>
@@ -3313,7 +3313,7 @@
         <w:t xml:space="preserve">Ghi chú: </w:t>
       </w:r>
       <w:r>
-        <w:t>Giáo trình Sâu Răng Học (Bài 5, mục 1.1): tổn thương sâu hố rãnh trong lớp men có dạng chữ V ngược (giống chữ A); "kích thước nhìn thấy được của tổn thương luôn nhỏ hơn kích thước thật" (B) cũng là câu nguyên văn giáo trình. Đề RHM K45, K46 (câu 25) đổi C thành "chữ U" và chọn B.</w:t>
+        <w:t>Giáo trình Sâu Răng Học (Bài 5, mục 1.1) ghi nguyên văn: "Kích thước nhìn thấy được của tổn thương luôn nhỏ hơn kích thước thật sự của tổn thương". Phương án C (dạng chữ A) chỉ gần với ý "tổn thương trong lớp men có dạng chữ V ngược". Đề RHM K45, K46 (câu 25) cũng chọn B.</w:t>
       </w:r>
     </w:p>
     <w:p>

--- a/Đề thi Sâu Răng Học RHM/RHM K40.docx
+++ b/Đề thi Sâu Răng Học RHM/RHM K40.docx
@@ -2896,7 +2896,7 @@
         <w:t xml:space="preserve">Ghi chú: </w:t>
       </w:r>
       <w:r>
-        <w:t>Giáo trình Sâu Răng Học (Bài 7, mục 1.3): sau khi gỡ khuôn, bôi vaseline ngay để ngăn GIC mất nước hoặc ngấm nước. GIC cũng tan trong nước khi chưa đông cứng hoàn toàn — đề RHM K45, K46 (câu 21) đổi phương án C và chọn ý này.</w:t>
+        <w:t>Giáo trình Sâu Răng Học (Bài 7, mục 1.3): sau khi gỡ khuôn, bôi vaseline ngay để ngăn GIC mất nước hoặc ngấm nước. GIC cũng tan trong nước khi chưa đông cứng hoàn toàn — đề RHM K45, K46 (câu 21) đổi phương án “Bôi vaseline, varnish giúp kháng nước” thành “Bôi vaseline giúp mau đông” và chọn “Tan trong nước khi chưa đông cứng hoàn toàn”.</w:t>
       </w:r>
     </w:p>
     <w:p>
@@ -3223,7 +3223,7 @@
         <w:t xml:space="preserve">Ghi chú: </w:t>
       </w:r>
       <w:r>
-        <w:t>Đề RHM K43 (câu 54, cùng phương án) đã gạch D và khoanh lại A; đề RHM K45, K46 (câu 24) cũng chọn ý "chải răng/vệ sinh". Màu răng phụ thuộc mức khoáng hóa, di truyền, độ thấm và độ trong của men ngà, không phụ thuộc việc vệ sinh định kỳ.</w:t>
+        <w:t>Đề RHM K43 (câu 54, cùng phương án) đã gạch “Tính thấm men ngà” và khoanh lại “Vệ sinh răng miệng định kì”; đề RHM K45, K46 (câu 24) cũng chọn ý "chải răng/vệ sinh". Màu răng phụ thuộc mức khoáng hóa, di truyền, độ thấm và độ trong của men ngà, không phụ thuộc việc vệ sinh định kỳ.</w:t>
       </w:r>
     </w:p>
     <w:p>
@@ -3313,7 +3313,7 @@
         <w:t xml:space="preserve">Ghi chú: </w:t>
       </w:r>
       <w:r>
-        <w:t>Giáo trình Sâu Răng Học (Bài 5, mục 1.1) ghi nguyên văn: "Kích thước nhìn thấy được của tổn thương luôn nhỏ hơn kích thước thật sự của tổn thương". Phương án C (dạng chữ A) chỉ gần với ý "tổn thương trong lớp men có dạng chữ V ngược". Đề RHM K45, K46 (câu 25) cũng chọn B.</w:t>
+        <w:t>Giáo trình Sâu Răng Học (Bài 5, mục 1.1) ghi nguyên văn: “Kích thước nhìn thấy được của tổn thương luôn nhỏ hơn kích thước thật sự của tổn thương”. Phương án “Tổn thương có dạng chữ A” chỉ gần với ý “tổn thương trong lớp men có dạng chữ V ngược”. Đề RHM K45, K46 (câu 25) cũng chọn ý kích thước nhìn thấy nhỏ hơn thật.</w:t>
       </w:r>
     </w:p>
     <w:p>
@@ -3809,7 +3809,7 @@
         <w:t xml:space="preserve">Ghi chú: </w:t>
       </w:r>
       <w:r>
-        <w:t>Giáo trình Sâu Răng Học (Bài 6, mục 1.2–1.3): buồng tủy hẹp dần theo tuổi do ngà thứ cấp sinh lý, và ngà phản ứng (ngà thứ cấp bệnh lý) thành lập ở vùng bị kích thích như sâu răng, chấn thương → cả B và C. Đề RHM K43 (câu 60), K45, K46 (câu 30) chọn D.</w:t>
+        <w:t>Giáo trình Sâu Răng Học (Bài 6, mục 1.2–1.3): buồng tủy hẹp dần theo tuổi do ngà thứ cấp sinh lý, và ngà phản ứng (ngà thứ cấp bệnh lý) thành lập ở vùng bị kích thích như sâu răng, chấn thương → cả “Răng người già” và “Răng bệnh lý”. Đề RHM K43 (câu 60), K45, K46 (câu 30) chọn “B và C đúng”.</w:t>
       </w:r>
     </w:p>
     <w:p>
@@ -5659,7 +5659,7 @@
         <w:t xml:space="preserve">Ghi chú: </w:t>
       </w:r>
       <w:r>
-        <w:t>Lưu ý: saccharose chính là tên gọi khác của sucrose; đề khoanh B.</w:t>
+        <w:t>Lưu ý: saccharose chính là tên gọi khác của sucrose; đề khoanh “Sucrose”.</w:t>
       </w:r>
     </w:p>
     <w:p>

--- a/Đề thi Sâu Răng Học RHM/RHM K40.docx
+++ b/Đề thi Sâu Răng Học RHM/RHM K40.docx
@@ -269,18 +269,18 @@
         <w:rPr>
           <w:b/>
         </w:rPr>
-        <w:t>Đáp án: C (AI làm đáp án — đề gốc khoanh B. Xoang IV)</w:t>
-      </w:r>
-    </w:p>
-    <w:p>
-      <w:r>
-        <w:rPr>
-          <w:b/>
-        </w:rPr>
-        <w:t xml:space="preserve">Ghi chú: </w:t>
-      </w:r>
-      <w:r>
-        <w:t>Giáo trình Sâu Răng Học (Bài 5, mục 1.2): phân loại G.V. Black cải tiến bổ sung loại VI — sâu ở cạnh cắn các răng trước, đỉnh múi các răng sau; loại IV là sâu mặt bên răng cửa, răng nanh có ảnh hưởng góc cắn.</w:t>
+        <w:t>Đáp án: C (AI làm đáp án — đề gốc chọn B. Xoang IV)</w:t>
+      </w:r>
+    </w:p>
+    <w:p>
+      <w:r>
+        <w:rPr>
+          <w:b/>
+        </w:rPr>
+        <w:t xml:space="preserve">Giải thích: </w:t>
+      </w:r>
+      <w:r>
+        <w:t>Phân loại G.V. Black cổ điển có 5 loại; hệ thống Black cải tiến bổ sung thêm loại VI: sâu ở cạnh cắn các răng trước và đỉnh múi các răng sau. Răng nanh là răng trước, sâu ở cạnh cắn → xoang VI. (Giáo trình Sâu Răng Học, Bài 5, mục 1.2, Bảng 5.1 và Hình 5.10)</w:t>
       </w:r>
     </w:p>
     <w:p>
@@ -517,18 +517,18 @@
         <w:rPr>
           <w:b/>
         </w:rPr>
-        <w:t>Đáp án: C (AI làm đáp án — đề gốc khoanh A. Xoang VI)</w:t>
-      </w:r>
-    </w:p>
-    <w:p>
-      <w:r>
-        <w:rPr>
-          <w:b/>
-        </w:rPr>
-        <w:t xml:space="preserve">Ghi chú: </w:t>
-      </w:r>
-      <w:r>
-        <w:t>Giáo trình Sâu Răng Học (Bài 5, mục 1.2): loại V là sâu ở 1/3 phía nướu của mặt ngoài hoặc mặt trong của tất cả các răng; loại VI là cạnh cắn răng trước, đỉnh múi răng sau.</w:t>
+        <w:t>Đáp án: C (AI làm đáp án — đề gốc chọn A. Xoang VI)</w:t>
+      </w:r>
+    </w:p>
+    <w:p>
+      <w:r>
+        <w:rPr>
+          <w:b/>
+        </w:rPr>
+        <w:t xml:space="preserve">Giải thích: </w:t>
+      </w:r>
+      <w:r>
+        <w:t>Theo phân loại G.V. Black, loại V là sâu ở 1/3 phía nướu của mặt ngoài hoặc mặt trong của tất cả các răng, tức vùng cổ răng. Sâu cổ răng mặt ngoài răng cối lớn hàm dưới nằm đúng vùng này → xoang V. (Giáo trình Sâu Răng Học, Bài 5, mục 1.2, Hình 5.9)</w:t>
       </w:r>
     </w:p>
     <w:p>
@@ -1081,18 +1081,18 @@
         <w:rPr>
           <w:b/>
         </w:rPr>
-        <w:t>Đáp án: C (AI làm đáp án — đề gốc khoanh D. Làm máng nhai cho bệnh nhân trào ngược dạ dày)</w:t>
-      </w:r>
-    </w:p>
-    <w:p>
-      <w:r>
-        <w:rPr>
-          <w:b/>
-        </w:rPr>
-        <w:t xml:space="preserve">Ghi chú: </w:t>
-      </w:r>
-      <w:r>
-        <w:t>Giáo trình Sâu Răng Học (Bài 10, mục 5.2.1): máng nhai ban đêm dùng cho cơ mòn do nghiến răng, không phải cho trào ngược; xói mòn do acid cần loại bỏ nguyên nhân. Chải răng sau khi ăn uống đồ acid khoảng 30 phút là khuyến cáo đúng (đáp án chính thức đề RHM K48 câu 67: chải răng sau ăn 30–40 phút).</w:t>
+        <w:t>Đáp án: C (AI làm đáp án — đề gốc chọn D. Làm máng nhai cho bệnh nhân trào ngược dạ dày)</w:t>
+      </w:r>
+    </w:p>
+    <w:p>
+      <w:r>
+        <w:rPr>
+          <w:b/>
+        </w:rPr>
+        <w:t xml:space="preserve">Giải thích: </w:t>
+      </w:r>
+      <w:r>
+        <w:t>Điều trị mòn răng gồm hai việc: loại bỏ nguyên nhân và phục hồi vùng mất chất. Với xoi mòn do acid, phải loại bỏ nguồn acid (nguyên nhân nội tại như trào ngược thì cần bác sĩ nội khoa hỗ trợ). Men vừa tiếp xúc acid bị mềm đi, nếu chải ngay sẽ bị mài mất thêm, nên chờ khoảng 30 phút sau khi ăn uống đồ có tính acid rồi mới chải răng. Máng nhai ban đêm thì dùng cho cọ mòn liên quan đến nghiến răng. (Giáo trình Sâu Răng Học, Bài 10, mục 5.2.1; đáp án chính thức đề RHM K48, câu 67)</w:t>
       </w:r>
     </w:p>
     <w:p>
@@ -1250,18 +1250,18 @@
         <w:rPr>
           <w:b/>
         </w:rPr>
-        <w:t>Đáp án: D (AI làm đáp án — đề gốc khoanh C. Xảy ra ngẫu nhiên, không đối xứng)</w:t>
-      </w:r>
-    </w:p>
-    <w:p>
-      <w:r>
-        <w:rPr>
-          <w:b/>
-        </w:rPr>
-        <w:t xml:space="preserve">Ghi chú: </w:t>
-      </w:r>
-      <w:r>
-        <w:t>Giáo trình Sâu Răng Học (Bài 5, mục 1.2): sâu răng thường xảy ra ở các mặt răng kề nhau và đối xứng hai bên; răng sau bị nhiều hơn răng trước, răng cối hàm dưới dễ bị hơn hàm trên.</w:t>
+        <w:t>Đáp án: D (AI làm đáp án — đề gốc chọn C. Xảy ra ngẫu nhiên, không đối xứng)</w:t>
+      </w:r>
+    </w:p>
+    <w:p>
+      <w:r>
+        <w:rPr>
+          <w:b/>
+        </w:rPr>
+        <w:t xml:space="preserve">Giải thích: </w:t>
+      </w:r>
+      <w:r>
+        <w:t>Ở cuối phần phân loại theo vị trí, giáo trình nêu đặc điểm phân bố của sâu răng: sâu răng thường xảy ra ở các mặt răng kề nhau và đối xứng hai bên; các răng sau bị ảnh hưởng nhiều hơn răng trước; răng cối hàm dưới dễ bị hơn hàm trên. (Giáo trình Sâu Răng Học, Bài 5, mục 1.2)</w:t>
       </w:r>
     </w:p>
     <w:p>
@@ -1498,18 +1498,18 @@
         <w:rPr>
           <w:b/>
         </w:rPr>
-        <w:t>Đáp án: B (AI làm đáp án — đề gốc khoanh C. Sâu cổ răng)</w:t>
-      </w:r>
-    </w:p>
-    <w:p>
-      <w:r>
-        <w:rPr>
-          <w:b/>
-        </w:rPr>
-        <w:t xml:space="preserve">Ghi chú: </w:t>
-      </w:r>
-      <w:r>
-        <w:t>Giáo trình Sâu Răng Học (Bài 5, mục 1.1 và câu lượng giá 8): sâu chân răng thường là hậu quả của bệnh nha chu khi chân răng tiếp xúc với môi trường miệng. Đề RHM K43 (câu 43), K45, K46 (câu 13) chọn sâu chân răng.</w:t>
+        <w:t>Đáp án: B (AI làm đáp án — đề gốc chọn C. Sâu cổ răng)</w:t>
+      </w:r>
+    </w:p>
+    <w:p>
+      <w:r>
+        <w:rPr>
+          <w:b/>
+        </w:rPr>
+        <w:t xml:space="preserve">Giải thích: </w:t>
+      </w:r>
+      <w:r>
+        <w:t>Khi tụt nướu làm lộ xê măng và ngà chân răng thì có thể bị sâu chân răng. Giáo trình ghi tổn thương này thường do hậu quả của bệnh nha chu, khi chân răng tiếp xúc với môi trường miệng; vi khuẩn thường gặp là Actinomyces, ngoài ra có Streptococcus mutans và Lactobacillus. Câu lượng giá 8 của Bài 5 (nguyên nhân của sâu chân răng) cũng có đáp án “Viêm nha chu”. (Giáo trình Sâu Răng Học, Bài 5, mục 1.1)</w:t>
       </w:r>
     </w:p>
     <w:p>
@@ -2062,18 +2062,18 @@
         <w:rPr>
           <w:b/>
         </w:rPr>
-        <w:t>Đáp án: B (AI làm đáp án — đề gốc khoanh C. Vùng 1)</w:t>
-      </w:r>
-    </w:p>
-    <w:p>
-      <w:r>
-        <w:rPr>
-          <w:b/>
-        </w:rPr>
-        <w:t xml:space="preserve">Ghi chú: </w:t>
-      </w:r>
-      <w:r>
-        <w:t>Giáo trình Sâu Răng Học (Bài 5, Hình 5.12) chia sâu ngà 5 vùng, đánh số từ phía tủy ra: (1) thoái hóa sợi Tomes, (2) ngà xơ hóa, (3) ngà bị ảnh hưởng (khử khoáng một phần), (4) ngà thâm nhiễm vi khuẩn, (5) ngà bị phá hủy → ngà bị phá hủy là vùng 5. Đáp án khoanh (vùng 1) khớp với cách chia 4 vùng cũ, đánh số từ ngoài vào.</w:t>
+        <w:t>Đáp án: B (AI làm đáp án — đề gốc chọn C. Vùng 1)</w:t>
+      </w:r>
+    </w:p>
+    <w:p>
+      <w:r>
+        <w:rPr>
+          <w:b/>
+        </w:rPr>
+        <w:t xml:space="preserve">Giải thích: </w:t>
+      </w:r>
+      <w:r>
+        <w:t>Giáo trình chia sâu ngà thành 5 vùng mô học, đánh số từ phía tủy ra ngoài: (1) vùng thoái hóa sợi Tomes, (2) vùng ngà xơ hóa – lắng đọng canxi trong ống ngà, (3) vùng ngà bị ảnh hưởng – khử khoáng một phần, (4) vùng ngà thâm nhiễm – vi khuẩn xâm nhập, (5) vùng ngà bị phá hủy. Vùng ngà bị phá hủy nằm ngoài cùng, là vùng 5. (Giáo trình Sâu Răng Học, Bài 5, mục 2, Hình 5.12)</w:t>
       </w:r>
     </w:p>
     <w:p>
@@ -2468,18 +2468,18 @@
         <w:rPr>
           <w:b/>
         </w:rPr>
-        <w:t>Đáp án: A (AI làm đáp án — đề gốc khoanh C. 4 vùng)</w:t>
-      </w:r>
-    </w:p>
-    <w:p>
-      <w:r>
-        <w:rPr>
-          <w:b/>
-        </w:rPr>
-        <w:t xml:space="preserve">Ghi chú: </w:t>
-      </w:r>
-      <w:r>
-        <w:t>Giáo trình Sâu Răng Học (Bài 5, Hình 5.12): sâu ngà có 5 vùng mô học — (1) thoái hóa sợi Tomes, (2) ngà xơ hóa, (3) ngà bị ảnh hưởng, (4) ngà thâm nhiễm, (5) ngà bị phá hủy. Đáp án khoanh (4 vùng) theo cách chia cũ.</w:t>
+        <w:t>Đáp án: A (AI làm đáp án — đề gốc chọn C. 4 vùng)</w:t>
+      </w:r>
+    </w:p>
+    <w:p>
+      <w:r>
+        <w:rPr>
+          <w:b/>
+        </w:rPr>
+        <w:t xml:space="preserve">Giải thích: </w:t>
+      </w:r>
+      <w:r>
+        <w:t>Giáo trình chia sâu ngà thành 5 vùng mô học, đánh số từ phía tủy ra ngoài: (1) vùng thoái hóa sợi Tomes – xảy ra trước khi xơ hóa ngà, làm ngà tăng tính thấm; (2) vùng ngà xơ hóa – lắng đọng canxi trong ống ngà; (3) vùng ngà bị ảnh hưởng – khử khoáng một phần; (4) vùng ngà thâm nhiễm – vi khuẩn xâm nhập; (5) vùng ngà bị phá hủy. (Giáo trình Sâu Răng Học, Bài 5, mục 2, Hình 5.12)</w:t>
       </w:r>
     </w:p>
     <w:p>
@@ -2566,10 +2566,10 @@
         <w:rPr>
           <w:b/>
         </w:rPr>
-        <w:t xml:space="preserve">Ghi chú: </w:t>
-      </w:r>
-      <w:r>
-        <w:t>Giáo trình Sâu Răng Học (Bài 5, ICDAS): làm sạch, thổi khô rồi mới thăm khám — cả làm sạch lẫn thổi khô đều cần. Đề RHM K45, K46 (câu 17) bỏ ý "làm sạch" và chọn "Lau khô bề mặt răng".</w:t>
+        <w:t xml:space="preserve">Giải thích: </w:t>
+      </w:r>
+      <w:r>
+        <w:t>Muốn đánh giá đúng tổn thương theo ICDAS phải làm sạch bề mặt răng, thổi khô rồi mới dùng dụng cụ thăm khám đầu tròn. Mảng bám và thức ăn che lấp sang thương, còn các đốm trắng sâu men sớm chỉ thấy được khi bề mặt sạch và khô, nên làm sạch bề mặt răng là bước đầu tiên của việc thăm khám. (Giáo trình Sâu Răng Học, Bài 5, mục 2–3, Bảng 5.3)</w:t>
       </w:r>
     </w:p>
     <w:p>
@@ -2893,10 +2893,10 @@
         <w:rPr>
           <w:b/>
         </w:rPr>
-        <w:t xml:space="preserve">Ghi chú: </w:t>
-      </w:r>
-      <w:r>
-        <w:t>Giáo trình Sâu Răng Học (Bài 7, mục 1.3): sau khi gỡ khuôn, bôi vaseline ngay để ngăn GIC mất nước hoặc ngấm nước. GIC cũng tan trong nước khi chưa đông cứng hoàn toàn — đề RHM K45, K46 (câu 21) đổi phương án “Bôi vaseline, varnish giúp kháng nước” thành “Bôi vaseline giúp mau đông” và chọn “Tan trong nước khi chưa đông cứng hoàn toàn”.</w:t>
+        <w:t xml:space="preserve">Giải thích: </w:t>
+      </w:r>
+      <w:r>
+        <w:t>Trong những lưu ý khi trám GIC, giáo trình ghi: nếu có đặt khuôn trám thì phải kiểm tra vật liệu đã đông cứng hoàn toàn trước khi gỡ khuôn, rồi bôi vaseline ngay để ngăn sự mất nước hoặc ngấm nước. Phản ứng đông của GIC cần lượng nước cân bằng, nên miếng trám mới cần được phủ một lớp kháng nước như vaseline hay varnish. (Giáo trình Sâu Răng Học, Bài 7, mục 1.3)</w:t>
       </w:r>
     </w:p>
     <w:p>
@@ -3212,18 +3212,18 @@
         <w:rPr>
           <w:b/>
         </w:rPr>
-        <w:t>Đáp án: A (AI làm đáp án — đề gốc khoanh D. Tính thấm men ngà)</w:t>
-      </w:r>
-    </w:p>
-    <w:p>
-      <w:r>
-        <w:rPr>
-          <w:b/>
-        </w:rPr>
-        <w:t xml:space="preserve">Ghi chú: </w:t>
-      </w:r>
-      <w:r>
-        <w:t>Đề RHM K43 (câu 54, cùng phương án) đã gạch “Tính thấm men ngà” và khoanh lại “Vệ sinh răng miệng định kì”; đề RHM K45, K46 (câu 24) cũng chọn ý "chải răng/vệ sinh". Màu răng phụ thuộc mức khoáng hóa, di truyền, độ thấm và độ trong của men ngà, không phụ thuộc việc vệ sinh định kỳ.</w:t>
+        <w:t>Đáp án: A (AI làm đáp án — đề gốc chọn D. Tính thấm men ngà)</w:t>
+      </w:r>
+    </w:p>
+    <w:p>
+      <w:r>
+        <w:rPr>
+          <w:b/>
+        </w:rPr>
+        <w:t xml:space="preserve">Giải thích: </w:t>
+      </w:r>
+      <w:r>
+        <w:t>Màu sắc răng là sự kết hợp nhiều sắc thái (xám, vàng, cam…) và chịu ảnh hưởng bởi độ dày, độ trong, sự phân bố men – ngà, tuổi tác, cũng như các yếu tố bệnh lý hoặc điều trị (fluorosis, nhiễm tetracycline, nội nha). Phần ba cạnh cắn nhiều men nên trắng và thấu quang hơn, phần ba cổ nhiều ngà nên đậm hơn. Vệ sinh răng miệng định kỳ không nằm trong các yếu tố quyết định màu của mô răng. (Giáo trình Sâu Răng Học, Bài 8, mục 6.3.3)</w:t>
       </w:r>
     </w:p>
     <w:p>
@@ -3302,18 +3302,18 @@
         <w:rPr>
           <w:b/>
         </w:rPr>
-        <w:t>Đáp án: B (AI làm đáp án — đề gốc khoanh C. Tổn thương có dạng chữ A)</w:t>
-      </w:r>
-    </w:p>
-    <w:p>
-      <w:r>
-        <w:rPr>
-          <w:b/>
-        </w:rPr>
-        <w:t xml:space="preserve">Ghi chú: </w:t>
-      </w:r>
-      <w:r>
-        <w:t>Giáo trình Sâu Răng Học (Bài 5, mục 1.1) ghi nguyên văn: “Kích thước nhìn thấy được của tổn thương luôn nhỏ hơn kích thước thật sự của tổn thương”. Phương án “Tổn thương có dạng chữ A” chỉ gần với ý “tổn thương trong lớp men có dạng chữ V ngược”. Đề RHM K45, K46 (câu 25) cũng chọn ý kích thước nhìn thấy nhỏ hơn thật.</w:t>
+        <w:t>Đáp án: B (AI làm đáp án — đề gốc chọn C. Tổn thương có dạng chữ A)</w:t>
+      </w:r>
+    </w:p>
+    <w:p>
+      <w:r>
+        <w:rPr>
+          <w:b/>
+        </w:rPr>
+        <w:t xml:space="preserve">Giải thích: </w:t>
+      </w:r>
+      <w:r>
+        <w:t>Ở sâu hố rãnh, sự khử khoáng bắt đầu ở thành bên của trũng rãnh và lan theo các trụ men, nên tổn thương trong men có dạng chữ V ngược. Khi tới đường nối men ngà, sâu răng lan rộng theo đường nối; trong ngà tổn thương lan về phía tủy theo dạng chữ V. Ngà bị phá hủy nhiều không còn nâng đỡ lớp men bên trên, men vỡ ra mới thành lỗ sâu. Vì vậy giáo trình ghi: “Kích thước nhìn thấy được của tổn thương luôn nhỏ hơn kích thước thật sự của tổn thương”. (Giáo trình Sâu Răng Học, Bài 5, mục 1.1)</w:t>
       </w:r>
     </w:p>
     <w:p>
@@ -3471,18 +3471,18 @@
         <w:rPr>
           <w:b/>
         </w:rPr>
-        <w:t>Đáp án: A (AI làm đáp án — đề gốc khoanh C. 6)</w:t>
-      </w:r>
-    </w:p>
-    <w:p>
-      <w:r>
-        <w:rPr>
-          <w:b/>
-        </w:rPr>
-        <w:t xml:space="preserve">Ghi chú: </w:t>
-      </w:r>
-      <w:r>
-        <w:t>Giáo trình Sâu Răng Học (Bài 5, Bảng 5.3): ICDAS có các thang điểm 0 đến 6, tức 7 mức. Đề RHM K43 (câu 57) chọn 7.</w:t>
+        <w:t>Đáp án: A (AI làm đáp án — đề gốc chọn C. 6)</w:t>
+      </w:r>
+    </w:p>
+    <w:p>
+      <w:r>
+        <w:rPr>
+          <w:b/>
+        </w:rPr>
+        <w:t xml:space="preserve">Giải thích: </w:t>
+      </w:r>
+      <w:r>
+        <w:t>Bảng 5.3 của giáo trình mô tả hệ thống ICDAS gồm các thang điểm từ 0 đến 6: 0 – không có hoặc chỉ thay đổi nhẹ độ trong mờ của men sau khi thổi khô 5 giây; 1 – thay đổi đầu tiên trên men, chỉ thấy khi thổi khô lâu; 2 – biến đổi dễ thấy trên men; 3 – phá vỡ men tại chỗ; 4 – bóng mờ tối của ngà bên dưới; 5 – có lỗ sâu và lộ ngà; 6 – lỗ sâu lớn, thấy rõ ngà. Từ 0 tới 6 là 7 thang điểm. (Giáo trình Sâu Răng Học, Bài 5, mục 3, Bảng 5.3)</w:t>
       </w:r>
     </w:p>
     <w:p>
@@ -3798,18 +3798,18 @@
         <w:rPr>
           <w:b/>
         </w:rPr>
-        <w:t>Đáp án: D (AI làm đáp án — đề gốc khoanh B. Răng người già)</w:t>
-      </w:r>
-    </w:p>
-    <w:p>
-      <w:r>
-        <w:rPr>
-          <w:b/>
-        </w:rPr>
-        <w:t xml:space="preserve">Ghi chú: </w:t>
-      </w:r>
-      <w:r>
-        <w:t>Giáo trình Sâu Răng Học (Bài 6, mục 1.2–1.3): buồng tủy hẹp dần theo tuổi do ngà thứ cấp sinh lý, và ngà phản ứng (ngà thứ cấp bệnh lý) thành lập ở vùng bị kích thích như sâu răng, chấn thương → cả “Răng người già” và “Răng bệnh lý”. Đề RHM K43 (câu 60), K45, K46 (câu 30) chọn “B và C đúng”.</w:t>
+        <w:t>Đáp án: D (AI làm đáp án — đề gốc chọn B. Răng người già)</w:t>
+      </w:r>
+    </w:p>
+    <w:p>
+      <w:r>
+        <w:rPr>
+          <w:b/>
+        </w:rPr>
+        <w:t xml:space="preserve">Giải thích: </w:t>
+      </w:r>
+      <w:r>
+        <w:t>Giáo trình nêu hai nguyên nhân làm tủy thu hẹp. Ngà thứ cấp sinh lý hình thành sau khi răng mọc và ăn nhai bình thường, ở mọi phía của răng, làm buồng tủy ngày càng hẹp lại — càng lớn tuổi buồng tủy càng hẹp (răng người già). Ngà thứ cấp bệnh lý (ngà phản ứng) thành lập ở bề mặt ngà hướng về tủy tại vùng bị kích thích như sâu răng, chấn thương, để bảo vệ tủy (răng bệnh lý). Vì vậy cả “Răng người già” và “Răng bệnh lý” đều đúng. (Giáo trình Sâu Răng Học, Bài 6, mục 1.2–1.3)</w:t>
       </w:r>
     </w:p>
     <w:p>
@@ -4599,18 +4599,18 @@
         <w:rPr>
           <w:b/>
         </w:rPr>
-        <w:t>Đáp án: B (AI làm đáp án — đề gốc khoanh A. Vùng 4)</w:t>
-      </w:r>
-    </w:p>
-    <w:p>
-      <w:r>
-        <w:rPr>
-          <w:b/>
-        </w:rPr>
-        <w:t xml:space="preserve">Ghi chú: </w:t>
-      </w:r>
-      <w:r>
-        <w:t>Giáo trình Sâu Răng Học (Bài 5, Hình 5.12) chia sâu ngà 5 vùng, đánh số từ phía tủy ra: (1) thoái hóa sợi Tomes, (2) ngà xơ hóa, (3) ngà bị ảnh hưởng, (4) ngà thâm nhiễm, (5) ngà bị phá hủy → ngà xơ hóa là vùng 2. Đáp án khoanh (vùng 4) theo cách chia 4 vùng cũ, đánh số từ ngoài vào.</w:t>
+        <w:t>Đáp án: B (AI làm đáp án — đề gốc chọn A. Vùng 4)</w:t>
+      </w:r>
+    </w:p>
+    <w:p>
+      <w:r>
+        <w:rPr>
+          <w:b/>
+        </w:rPr>
+        <w:t xml:space="preserve">Giải thích: </w:t>
+      </w:r>
+      <w:r>
+        <w:t>Giáo trình chia sâu ngà thành 5 vùng mô học, đánh số từ phía tủy ra ngoài: (1) vùng thoái hóa sợi Tomes, (2) vùng ngà xơ hóa – lắng đọng canxi trong ống ngà, (3) vùng ngà bị ảnh hưởng – khử khoáng một phần, (4) vùng ngà thâm nhiễm – vi khuẩn xâm nhập, (5) vùng ngà bị phá hủy. Vùng ngà xơ hóa là vùng 2, nằm ngay sát vùng thoái hóa sợi Tomes. (Giáo trình Sâu Răng Học, Bài 5, mục 2, Hình 5.12)</w:t>
       </w:r>
     </w:p>
     <w:p>
@@ -4768,18 +4768,18 @@
         <w:rPr>
           <w:b/>
         </w:rPr>
-        <w:t>Đáp án: B (AI làm đáp án — đề gốc khoanh D. Giữa D1 và D0)</w:t>
-      </w:r>
-    </w:p>
-    <w:p>
-      <w:r>
-        <w:rPr>
-          <w:b/>
-        </w:rPr>
-        <w:t xml:space="preserve">Ghi chú: </w:t>
-      </w:r>
-      <w:r>
-        <w:t>Giáo trình Sâu Răng Học (Bài 5, Hình 5.13 – mô hình tảng băng của Pitts): đường mặt nước, tức ngưỡng giữa bệnh tật và sức khỏe, nằm giữa D2 và D3; D3, D4 trên mặt nước cần tạo xoang trám, D1, D2 dưới mặt nước điều trị dự phòng tích cực.</w:t>
+        <w:t>Đáp án: B (AI làm đáp án — đề gốc chọn D. Giữa D1 và D0)</w:t>
+      </w:r>
+    </w:p>
+    <w:p>
+      <w:r>
+        <w:rPr>
+          <w:b/>
+        </w:rPr>
+        <w:t xml:space="preserve">Giải thích: </w:t>
+      </w:r>
+      <w:r>
+        <w:t>Mô hình “tảng băng trôi” của Pitts chia tổn thương sâu răng thành các mức D1 (tổn thương men phát hiện được trên lâm sàng, bề mặt còn nguyên vẹn), D2 (lỗ sâu giới hạn ở men), D3 (tổn thương vào ngà, lỗ sâu mở hoặc kín) và D4 (tổn thương đến tủy). Đường mặt nước — ngưỡng giữa bệnh tật và sức khỏe — nằm giữa D2 và D3: D3, D4 phía trên cần tạo xoang trám kèm điều trị dự phòng tích cực; D1, D2 phía dưới chỉ cần điều trị dự phòng tích cực. (Giáo trình Sâu Răng Học, Bài 5, mục 3, Hình 5.13)</w:t>
       </w:r>
     </w:p>
     <w:p>
@@ -5656,10 +5656,21 @@
         <w:rPr>
           <w:b/>
         </w:rPr>
-        <w:t xml:space="preserve">Ghi chú: </w:t>
-      </w:r>
-      <w:r>
-        <w:t>Lưu ý: saccharose chính là tên gọi khác của sucrose; đề khoanh “Sucrose”.</w:t>
+        <w:t xml:space="preserve">Giải thích: </w:t>
+      </w:r>
+      <w:r>
+        <w:t>Vi khuẩn gây sâu răng cần nguồn đường để chuyển hóa. Các carbohydrate tinh chế, đặc biệt dưới dạng sucrose, là chất ưa thích của vi khuẩn gây sâu răng: chúng chuyển hóa sucrose tạo nên dextran (giúp bám dính vào răng) và các sản phẩm acid; khi pH xuống đủ thấp, men răng bị mất khoáng. (Giáo trình Sâu Răng Học, Bài 1, mục 1.2.1–1.2.2)</w:t>
+      </w:r>
+    </w:p>
+    <w:p>
+      <w:r>
+        <w:rPr>
+          <w:b/>
+        </w:rPr>
+        <w:t xml:space="preserve">Ghi chú bản scan: </w:t>
+      </w:r>
+      <w:r>
+        <w:t>Đề in “Saccharose” thành một phương án riêng, nhưng saccharose chính là tên gọi khác của sucrose; đề gốc chọn “Sucrose”.</w:t>
       </w:r>
     </w:p>
     <w:p>
@@ -5738,18 +5749,18 @@
         <w:rPr>
           <w:b/>
         </w:rPr>
-        <w:t>Đáp án: A (AI làm đáp án — đề gốc khoanh B. Xoang IV)</w:t>
-      </w:r>
-    </w:p>
-    <w:p>
-      <w:r>
-        <w:rPr>
-          <w:b/>
-        </w:rPr>
-        <w:t xml:space="preserve">Ghi chú: </w:t>
-      </w:r>
-      <w:r>
-        <w:t>Giáo trình Sâu Răng Học (Bài 5, mục 1.2): sâu ở cạnh cắn răng trước là xoang VI theo phân loại Black cải tiến (giống câu 3).</w:t>
+        <w:t>Đáp án: A (AI làm đáp án — đề gốc chọn B. Xoang IV)</w:t>
+      </w:r>
+    </w:p>
+    <w:p>
+      <w:r>
+        <w:rPr>
+          <w:b/>
+        </w:rPr>
+        <w:t xml:space="preserve">Giải thích: </w:t>
+      </w:r>
+      <w:r>
+        <w:t>Theo phân loại G.V. Black cải tiến, loại VI là sâu ở cạnh cắn các răng trước và đỉnh múi các răng sau. Răng cửa giữa hàm trên là răng trước, sâu ở cạnh cắn → xoang VI. (Giáo trình Sâu Răng Học, Bài 5, mục 1.2, Hình 5.10)</w:t>
       </w:r>
     </w:p>
     <w:sectPr>
